--- a/output/docx/en/BUFRCREX_TableB_en_26.docx
+++ b/output/docx/en/BUFRCREX_TableB_en_26.docx
@@ -825,7 +825,7 @@
                 <w:b w:val="0"/>
                 <w:sz w:val="16"/>
               </w:rPr>
-              <w:t>Note 58: The statistic is to determine whether the following tropopause levels are minimum, maximum or spot values (missing code value).</w:t>
+              <w:t>Note B58: Descriptor 0 26 003 is to be used with 0 08 025 (time difference qualifier).</w:t>
             </w:r>
           </w:p>
         </w:tc>
